--- a/VAAPI.docx
+++ b/VAAPI.docx
@@ -4065,9 +4065,6 @@
                   <w:wordWrap/>
                   <w:autoSpaceDE/>
                   <w:autoSpaceDN/>
-                  <w:rPr>
-                    <w:rFonts w:hint="eastAsia"/>
-                  </w:rPr>
                 </w:pPr>
                 <w:r>
                   <w:rPr>
@@ -4121,20 +4118,6 @@
               <w:tcPr>
                 <w:tcW w:w="3209" w:type="dxa"/>
               </w:tcPr>
-              <w:p>
-                <w:pPr>
-                  <w:widowControl/>
-                  <w:wordWrap/>
-                  <w:autoSpaceDE/>
-                  <w:autoSpaceDN/>
-                </w:pPr>
-                <w:r>
-                  <w:rPr>
-                    <w:rFonts w:hint="eastAsia"/>
-                  </w:rPr>
-                  <w:t>안전모 미착용,</w:t>
-                </w:r>
-              </w:p>
               <w:p>
                 <w:pPr>
                   <w:widowControl/>
@@ -9051,10 +9034,10 @@
             <v:path o:extrusionok="f" gradientshapeok="t" o:connecttype="rect"/>
             <o:lock v:ext="edit" aspectratio="t"/>
           </v:shapetype>
-          <v:shape id="_x0000_i1025" type="#_x0000_t75" style="width:452pt;height:224pt" o:ole="">
+          <v:shape id="_x0000_i1025" type="#_x0000_t75" style="width:451.8pt;height:224.15pt" o:ole="">
             <v:imagedata r:id="rId12" o:title=""/>
           </v:shape>
-          <o:OLEObject Type="Embed" ProgID="PBrush" ShapeID="_x0000_i1025" DrawAspect="Content" ObjectID="_1836134881" r:id="rId13"/>
+          <o:OLEObject Type="Embed" ProgID="PBrush" ShapeID="_x0000_i1025" DrawAspect="Content" ObjectID="_1836545130" r:id="rId13"/>
         </w:object>
       </w:r>
     </w:p>
@@ -11036,10 +11019,10 @@
       </w:pPr>
       <w:r>
         <w:object w:dxaOrig="6570" w:dyaOrig="5320" w14:anchorId="53780B16">
-          <v:shape id="_x0000_i1026" type="#_x0000_t75" style="width:328.5pt;height:266.5pt" o:ole="">
+          <v:shape id="_x0000_i1026" type="#_x0000_t75" style="width:328.5pt;height:266.55pt" o:ole="">
             <v:imagedata r:id="rId14" o:title=""/>
           </v:shape>
-          <o:OLEObject Type="Embed" ProgID="PBrush" ShapeID="_x0000_i1026" DrawAspect="Content" ObjectID="_1836134882" r:id="rId15"/>
+          <o:OLEObject Type="Embed" ProgID="PBrush" ShapeID="_x0000_i1026" DrawAspect="Content" ObjectID="_1836545131" r:id="rId15"/>
         </w:object>
       </w:r>
     </w:p>
@@ -13384,6 +13367,9 @@
         </w:tc>
       </w:tr>
       <w:tr>
+        <w:trPr>
+          <w:trHeight w:val="242"/>
+        </w:trPr>
         <w:tc>
           <w:tcPr>
             <w:tcW w:w="996" w:type="dxa"/>
@@ -13421,15 +13407,12 @@
           <w:p>
             <w:pPr>
               <w:jc w:val="left"/>
-              <w:rPr>
-                <w:rFonts w:hint="eastAsia"/>
-              </w:rPr>
-            </w:pPr>
-            <w:r>
-              <w:rPr>
-                <w:rFonts w:hint="eastAsia"/>
-              </w:rPr>
-              <w:t>안전모 미착용</w:t>
+            </w:pPr>
+            <w:r>
+              <w:rPr>
+                <w:rFonts w:hint="eastAsia"/>
+              </w:rPr>
+              <w:t>안전장갑 미착용</w:t>
             </w:r>
           </w:p>
         </w:tc>
@@ -13442,15 +13425,18 @@
           <w:p>
             <w:pPr>
               <w:jc w:val="left"/>
-              <w:rPr>
-                <w:rFonts w:hint="eastAsia"/>
-              </w:rPr>
-            </w:pPr>
-            <w:r>
-              <w:rPr>
-                <w:rFonts w:hint="eastAsia"/>
-              </w:rPr>
-              <w:t>46</w:t>
+            </w:pPr>
+            <w:r>
+              <w:rPr>
+                <w:rFonts w:hint="eastAsia"/>
+              </w:rPr>
+              <w:t>4</w:t>
+            </w:r>
+            <w:r>
+              <w:rPr>
+                <w:rFonts w:hint="eastAsia"/>
+              </w:rPr>
+              <w:t>6</w:t>
             </w:r>
           </w:p>
         </w:tc>
@@ -13472,15 +13458,12 @@
           <w:p>
             <w:pPr>
               <w:jc w:val="left"/>
-              <w:rPr>
-                <w:rFonts w:hint="eastAsia"/>
-              </w:rPr>
-            </w:pPr>
-            <w:r>
-              <w:rPr>
-                <w:rFonts w:hint="eastAsia"/>
-              </w:rPr>
-              <w:t>안전장갑 미착용</w:t>
+            </w:pPr>
+            <w:r>
+              <w:rPr>
+                <w:rFonts w:hint="eastAsia"/>
+              </w:rPr>
+              <w:t>보안경 미착용</w:t>
             </w:r>
           </w:p>
         </w:tc>
@@ -13493,15 +13476,18 @@
           <w:p>
             <w:pPr>
               <w:jc w:val="left"/>
-              <w:rPr>
-                <w:rFonts w:hint="eastAsia"/>
-              </w:rPr>
-            </w:pPr>
-            <w:r>
-              <w:rPr>
-                <w:rFonts w:hint="eastAsia"/>
-              </w:rPr>
-              <w:t>47</w:t>
+            </w:pPr>
+            <w:r>
+              <w:rPr>
+                <w:rFonts w:hint="eastAsia"/>
+              </w:rPr>
+              <w:t>4</w:t>
+            </w:r>
+            <w:r>
+              <w:rPr>
+                <w:rFonts w:hint="eastAsia"/>
+              </w:rPr>
+              <w:t>7</w:t>
             </w:r>
           </w:p>
         </w:tc>
@@ -13523,15 +13509,20 @@
           <w:p>
             <w:pPr>
               <w:jc w:val="left"/>
-              <w:rPr>
-                <w:rFonts w:hint="eastAsia"/>
-              </w:rPr>
-            </w:pPr>
-            <w:r>
-              <w:rPr>
-                <w:rFonts w:hint="eastAsia"/>
-              </w:rPr>
-              <w:t>보안경 미착용</w:t>
+            </w:pPr>
+            <w:proofErr w:type="spellStart"/>
+            <w:r>
+              <w:rPr>
+                <w:rFonts w:hint="eastAsia"/>
+              </w:rPr>
+              <w:t>안전복</w:t>
+            </w:r>
+            <w:proofErr w:type="spellEnd"/>
+            <w:r>
+              <w:rPr>
+                <w:rFonts w:hint="eastAsia"/>
+              </w:rPr>
+              <w:t xml:space="preserve"> 미착용</w:t>
             </w:r>
           </w:p>
         </w:tc>
@@ -13544,15 +13535,18 @@
           <w:p>
             <w:pPr>
               <w:jc w:val="left"/>
-              <w:rPr>
-                <w:rFonts w:hint="eastAsia"/>
-              </w:rPr>
-            </w:pPr>
-            <w:r>
-              <w:rPr>
-                <w:rFonts w:hint="eastAsia"/>
-              </w:rPr>
-              <w:t>48</w:t>
+            </w:pPr>
+            <w:r>
+              <w:rPr>
+                <w:rFonts w:hint="eastAsia"/>
+              </w:rPr>
+              <w:t>4</w:t>
+            </w:r>
+            <w:r>
+              <w:rPr>
+                <w:rFonts w:hint="eastAsia"/>
+              </w:rPr>
+              <w:t>8</w:t>
             </w:r>
           </w:p>
         </w:tc>
@@ -13574,23 +13568,12 @@
           <w:p>
             <w:pPr>
               <w:jc w:val="left"/>
-              <w:rPr>
-                <w:rFonts w:hint="eastAsia"/>
-              </w:rPr>
-            </w:pPr>
-            <w:proofErr w:type="spellStart"/>
-            <w:r>
-              <w:rPr>
-                <w:rFonts w:hint="eastAsia"/>
-              </w:rPr>
-              <w:t>안전복</w:t>
-            </w:r>
-            <w:proofErr w:type="spellEnd"/>
-            <w:r>
-              <w:rPr>
-                <w:rFonts w:hint="eastAsia"/>
-              </w:rPr>
-              <w:t xml:space="preserve"> 미착용</w:t>
+            </w:pPr>
+            <w:r>
+              <w:rPr>
+                <w:rFonts w:hint="eastAsia"/>
+              </w:rPr>
+              <w:t>안전화 미착용</w:t>
             </w:r>
           </w:p>
         </w:tc>
@@ -13633,60 +13616,6 @@
           <w:p>
             <w:pPr>
               <w:jc w:val="left"/>
-              <w:rPr>
-                <w:rFonts w:hint="eastAsia"/>
-              </w:rPr>
-            </w:pPr>
-            <w:r>
-              <w:rPr>
-                <w:rFonts w:hint="eastAsia"/>
-              </w:rPr>
-              <w:t>안전화 미착용</w:t>
-            </w:r>
-          </w:p>
-        </w:tc>
-      </w:tr>
-      <w:tr>
-        <w:tc>
-          <w:tcPr>
-            <w:tcW w:w="996" w:type="dxa"/>
-          </w:tcPr>
-          <w:p>
-            <w:pPr>
-              <w:jc w:val="left"/>
-              <w:rPr>
-                <w:rFonts w:hint="eastAsia"/>
-              </w:rPr>
-            </w:pPr>
-            <w:r>
-              <w:rPr>
-                <w:rFonts w:hint="eastAsia"/>
-              </w:rPr>
-              <w:t>50</w:t>
-            </w:r>
-          </w:p>
-        </w:tc>
-        <w:tc>
-          <w:tcPr>
-            <w:tcW w:w="2350" w:type="dxa"/>
-            <w:vMerge/>
-          </w:tcPr>
-          <w:p>
-            <w:pPr>
-              <w:jc w:val="left"/>
-            </w:pPr>
-          </w:p>
-        </w:tc>
-        <w:tc>
-          <w:tcPr>
-            <w:tcW w:w="4820" w:type="dxa"/>
-          </w:tcPr>
-          <w:p>
-            <w:pPr>
-              <w:jc w:val="left"/>
-              <w:rPr>
-                <w:rFonts w:hint="eastAsia"/>
-              </w:rPr>
             </w:pPr>
             <w:r>
               <w:rPr>
@@ -14008,7 +13937,6 @@
               <w:rPr>
                 <w:rFonts w:hint="eastAsia"/>
               </w:rPr>
-              <w:lastRenderedPageBreak/>
               <w:t>S</w:t>
             </w:r>
             <w:r>
@@ -14040,6 +13968,7 @@
               <w:rPr>
                 <w:rFonts w:hint="eastAsia"/>
               </w:rPr>
+              <w:lastRenderedPageBreak/>
               <w:t>오토바이</w:t>
             </w:r>
           </w:p>
@@ -14976,7 +14905,6 @@
               <w:rPr>
                 <w:rFonts w:hint="eastAsia"/>
               </w:rPr>
-              <w:lastRenderedPageBreak/>
               <w:t>노랑색</w:t>
             </w:r>
           </w:p>
@@ -15005,6 +14933,7 @@
               <w:rPr>
                 <w:rFonts w:hint="eastAsia"/>
               </w:rPr>
+              <w:lastRenderedPageBreak/>
               <w:t>녹색</w:t>
             </w:r>
           </w:p>
@@ -15787,7 +15716,6 @@
               <w:rPr>
                 <w:rFonts w:hint="eastAsia"/>
               </w:rPr>
-              <w:lastRenderedPageBreak/>
               <w:t>방독면</w:t>
             </w:r>
           </w:p>
@@ -16478,10 +16406,10 @@
       </w:pPr>
       <w:r>
         <w:object w:dxaOrig="4250" w:dyaOrig="2700" w14:anchorId="45172F0D">
-          <v:shape id="_x0000_i1027" type="#_x0000_t75" style="width:249.5pt;height:159pt" o:ole="">
+          <v:shape id="_x0000_i1027" type="#_x0000_t75" style="width:249.45pt;height:159.05pt" o:ole="">
             <v:imagedata r:id="rId16" o:title=""/>
           </v:shape>
-          <o:OLEObject Type="Embed" ProgID="PBrush" ShapeID="_x0000_i1027" DrawAspect="Content" ObjectID="_1836134883" r:id="rId17"/>
+          <o:OLEObject Type="Embed" ProgID="PBrush" ShapeID="_x0000_i1027" DrawAspect="Content" ObjectID="_1836545132" r:id="rId17"/>
         </w:object>
       </w:r>
     </w:p>
@@ -66170,10 +66098,6 @@
 </file>
 
 <file path=customXml/item1.xml><?xml version="1.0" encoding="utf-8"?>
-<b:Sources xmlns:b="http://schemas.openxmlformats.org/officeDocument/2006/bibliography" xmlns="http://schemas.openxmlformats.org/officeDocument/2006/bibliography" SelectedStyle="\APASixthEditionOfficeOnline.xsl" StyleName="APA" Version="6"/>
-</file>
-
-<file path=customXml/item2.xml><?xml version="1.0" encoding="utf-8"?>
 <?mso-contentType ?>
 <FormTemplates xmlns="http://schemas.microsoft.com/sharepoint/v3/contenttype/forms">
   <Display>DocumentLibraryForm</Display>
@@ -66182,13 +66106,11 @@
 </FormTemplates>
 </file>
 
-<file path=customXml/item3.xml><?xml version="1.0" encoding="utf-8"?>
-<p:properties xmlns:p="http://schemas.microsoft.com/office/2006/metadata/properties" xmlns:xsi="http://www.w3.org/2001/XMLSchema-instance" xmlns:pc="http://schemas.microsoft.com/office/infopath/2007/PartnerControls">
-  <documentManagement/>
-</p:properties>
+<file path=customXml/item2.xml><?xml version="1.0" encoding="utf-8"?>
+<b:Sources xmlns:b="http://schemas.openxmlformats.org/officeDocument/2006/bibliography" xmlns="http://schemas.openxmlformats.org/officeDocument/2006/bibliography" SelectedStyle="\APASixthEditionOfficeOnline.xsl" StyleName="APA" Version="6"/>
 </file>
 
-<file path=customXml/item4.xml><?xml version="1.0" encoding="utf-8"?>
+<file path=customXml/item3.xml><?xml version="1.0" encoding="utf-8"?>
 <ct:contentTypeSchema xmlns:ct="http://schemas.microsoft.com/office/2006/metadata/contentType" xmlns:ma="http://schemas.microsoft.com/office/2006/metadata/properties/metaAttributes" ct:_="" ma:_="" ma:contentTypeName="문서" ma:contentTypeID="0x01010068A53E47DFCAC44B92220F6086ECB67C" ma:contentTypeVersion="8" ma:contentTypeDescription="새 문서를 만듭니다." ma:contentTypeScope="" ma:versionID="62080a98c51656acf90f76083810cb1c">
   <xsd:schema xmlns:xsd="http://www.w3.org/2001/XMLSchema" xmlns:xs="http://www.w3.org/2001/XMLSchema" xmlns:p="http://schemas.microsoft.com/office/2006/metadata/properties" xmlns:ns3="a68a04d4-9660-41cb-aec2-a41f731b9a04" xmlns:ns4="158b10c0-994d-4b08-931b-4f8783b9a574" targetNamespace="http://schemas.microsoft.com/office/2006/metadata/properties" ma:root="true" ma:fieldsID="fd6369773b1e861a43547220c03a72d1" ns3:_="" ns4:_="">
     <xsd:import namespace="a68a04d4-9660-41cb-aec2-a41f731b9a04"/>
@@ -66377,7 +66299,21 @@
 </ct:contentTypeSchema>
 </file>
 
+<file path=customXml/item4.xml><?xml version="1.0" encoding="utf-8"?>
+<p:properties xmlns:p="http://schemas.microsoft.com/office/2006/metadata/properties" xmlns:xsi="http://www.w3.org/2001/XMLSchema-instance" xmlns:pc="http://schemas.microsoft.com/office/infopath/2007/PartnerControls">
+  <documentManagement/>
+</p:properties>
+</file>
+
 <file path=customXml/itemProps1.xml><?xml version="1.0" encoding="utf-8"?>
+<ds:datastoreItem xmlns:ds="http://schemas.openxmlformats.org/officeDocument/2006/customXml" ds:itemID="{DB7159A0-2938-41BB-A64C-7F3EF3C99BBE}">
+  <ds:schemaRefs>
+    <ds:schemaRef ds:uri="http://schemas.microsoft.com/sharepoint/v3/contenttype/forms"/>
+  </ds:schemaRefs>
+</ds:datastoreItem>
+</file>
+
+<file path=customXml/itemProps2.xml><?xml version="1.0" encoding="utf-8"?>
 <ds:datastoreItem xmlns:ds="http://schemas.openxmlformats.org/officeDocument/2006/customXml" ds:itemID="{1337E4A0-6BB9-49A5-AFF1-61E83C6A3C19}">
   <ds:schemaRefs>
     <ds:schemaRef ds:uri="http://schemas.openxmlformats.org/officeDocument/2006/bibliography"/>
@@ -66385,24 +66321,7 @@
 </ds:datastoreItem>
 </file>
 
-<file path=customXml/itemProps2.xml><?xml version="1.0" encoding="utf-8"?>
-<ds:datastoreItem xmlns:ds="http://schemas.openxmlformats.org/officeDocument/2006/customXml" ds:itemID="{DB7159A0-2938-41BB-A64C-7F3EF3C99BBE}">
-  <ds:schemaRefs>
-    <ds:schemaRef ds:uri="http://schemas.microsoft.com/sharepoint/v3/contenttype/forms"/>
-  </ds:schemaRefs>
-</ds:datastoreItem>
-</file>
-
 <file path=customXml/itemProps3.xml><?xml version="1.0" encoding="utf-8"?>
-<ds:datastoreItem xmlns:ds="http://schemas.openxmlformats.org/officeDocument/2006/customXml" ds:itemID="{DBF48164-4DA6-460E-B524-DFA54376305E}">
-  <ds:schemaRefs>
-    <ds:schemaRef ds:uri="http://schemas.microsoft.com/office/2006/metadata/properties"/>
-    <ds:schemaRef ds:uri="http://schemas.microsoft.com/office/infopath/2007/PartnerControls"/>
-  </ds:schemaRefs>
-</ds:datastoreItem>
-</file>
-
-<file path=customXml/itemProps4.xml><?xml version="1.0" encoding="utf-8"?>
 <ds:datastoreItem xmlns:ds="http://schemas.openxmlformats.org/officeDocument/2006/customXml" ds:itemID="{BF641146-DF0F-4E54-A038-35A884E76B66}">
   <ds:schemaRefs>
     <ds:schemaRef ds:uri="http://schemas.microsoft.com/office/2006/metadata/contentType"/>
@@ -66419,4 +66338,13 @@
     <ds:schemaRef ds:uri="http://schemas.microsoft.com/internal/obd"/>
   </ds:schemaRefs>
 </ds:datastoreItem>
+</file>
+
+<file path=customXml/itemProps4.xml><?xml version="1.0" encoding="utf-8"?>
+<ds:datastoreItem xmlns:ds="http://schemas.openxmlformats.org/officeDocument/2006/customXml" ds:itemID="{DBF48164-4DA6-460E-B524-DFA54376305E}">
+  <ds:schemaRefs>
+    <ds:schemaRef ds:uri="http://schemas.microsoft.com/office/2006/metadata/properties"/>
+    <ds:schemaRef ds:uri="http://schemas.microsoft.com/office/infopath/2007/PartnerControls"/>
+  </ds:schemaRefs>
+</ds:datastoreItem>
 </file>